--- a/docs/tests/testbatterie-change-request-agent.docx
+++ b/docs/tests/testbatterie-change-request-agent.docx
@@ -2080,42 +2080,18 @@
         <w:t xml:space="preserve">1. Absender einrichten: </w:t>
       </w:r>
       <w:r>
-        <w:t>Der Workflow erkennt den Kunden ausschließlich an der Absenderadresse und schlägt sie im Kundenstamm nach. Unbekannte Absender werden abgelehnt. Du brauchst also fünf Testadressen, eine je Kunde, und jede muss im Kundenstamm beim richtigen Kunden stehen. Am einfachsten sind Gmail-Aliase mit Pluszeichen: deine Adresse mit +</w:t>
-      </w:r>
-      <w:proofErr w:type="spellStart"/>
-      <w:r>
-        <w:t>kundea</w:t>
-      </w:r>
-      <w:proofErr w:type="spellEnd"/>
-      <w:r>
-        <w:t>, +</w:t>
-      </w:r>
-      <w:proofErr w:type="spellStart"/>
-      <w:r>
-        <w:t>kundeb</w:t>
-      </w:r>
-      <w:proofErr w:type="spellEnd"/>
-      <w:r>
-        <w:t xml:space="preserve"> usw. vor dem @, in Gmail unter „Senden als“ hinzugefügt.</w:t>
-      </w:r>
-    </w:p>
-    <w:p>
-      <w:r>
-        <w:rPr>
-          <w:b/>
-        </w:rPr>
-        <w:t xml:space="preserve">2. Nur von diesen fünf Adressen senden: </w:t>
-      </w:r>
-      <w:r>
-        <w:t xml:space="preserve">Alle Aliase haben dieselbe Domain. Der Workflow ordnet unbekannte Absender ersatzweise über die Domain zu, eine Mail </w:t>
-      </w:r>
-      <w:proofErr w:type="gramStart"/>
-      <w:r>
-        <w:t>von einer anderen Adresse</w:t>
-      </w:r>
-      <w:proofErr w:type="gramEnd"/>
-      <w:r>
-        <w:t xml:space="preserve"> könnte deshalb beim falschen Kunden landen.</w:t>
+        <w:t xml:space="preserve">Der Workflow erkennt den Kunden an der Absenderadresse und schlägt sie im Kundenstamm nach (Tab „Kunden“, Spalte „Absender“). Mails von Adressen, die dort nicht stehen, werden abgelehnt. Für Tests gibt es eine Ausnahme: Eine Adresse, die im Kundenstamm mit der Kunden-ID TEST eingetragen ist, nennt den Kunden im Betreff. Trag also deine eigene Adresse einmal mit der Kunden-ID TEST ein. Weitere Adressen oder Aliase brauchst du nicht.</w:t>
+      </w:r>
+    </w:p>
+    <w:p>
+      <w:r>
+        <w:rPr>
+          <w:b/>
+        </w:rPr>
+        <w:t xml:space="preserve">2. Kunde im Betreff angeben: </w:t>
+      </w:r>
+      <w:r>
+        <w:t xml:space="preserve">Jeder Betreff in diesem Dokument beginnt mit der Kennung des Kunden, zum Beispiel „[Kunde A]“. Der Workflow liest daraus den Kunden und entfernt die Kennung, bevor er den Text klassifiziert. Das Modell sieht also nicht, um welchen Kunden es geht. Fehlt die Kennung, lehnt der Workflow die Mail ab („Tester ohne [Kunde X] im Betreff“). Sende nur von der eingetragenen Testadresse.</w:t>
       </w:r>
     </w:p>
     <w:p>
@@ -3841,7 +3817,7 @@
         <w:t xml:space="preserve">Absenden als: </w:t>
       </w:r>
       <w:r>
-        <w:t>Testadresse Kunde A</w:t>
+        <w:t xml:space="preserve">deine Testadresse (Kunden-ID TEST im Kundenstamm), Kunde über die Kennung im Betreff</w:t>
       </w:r>
     </w:p>
     <w:p>
@@ -3857,7 +3833,7 @@
         <w:pStyle w:val="Mailtext"/>
       </w:pPr>
       <w:r>
-        <w:t>Werkstatt-Assistent findet neue Anleitung nicht</w:t>
+        <w:t xml:space="preserve">[Kunde A] Werkstatt-Assistent findet neue Anleitung nicht</w:t>
       </w:r>
     </w:p>
     <w:p>
@@ -4084,7 +4060,7 @@
         <w:t xml:space="preserve">Absenden als: </w:t>
       </w:r>
       <w:r>
-        <w:t>Testadresse Kunde A</w:t>
+        <w:t xml:space="preserve">deine Testadresse (Kunden-ID TEST im Kundenstamm), Kunde über die Kennung im Betreff</w:t>
       </w:r>
     </w:p>
     <w:p>
@@ -4100,7 +4076,7 @@
         <w:pStyle w:val="Mailtext"/>
       </w:pPr>
       <w:r>
-        <w:t>Drei neue Betriebsanleitungen einlesen</w:t>
+        <w:t xml:space="preserve">[Kunde A] Drei neue Betriebsanleitungen einlesen</w:t>
       </w:r>
     </w:p>
     <w:p>
@@ -4335,7 +4311,7 @@
         <w:t xml:space="preserve">Absenden als: </w:t>
       </w:r>
       <w:r>
-        <w:t>Testadresse Kunde A</w:t>
+        <w:t xml:space="preserve">deine Testadresse (Kunden-ID TEST im Kundenstamm), Kunde über die Kennung im Betreff</w:t>
       </w:r>
     </w:p>
     <w:p>
@@ -4351,7 +4327,7 @@
         <w:pStyle w:val="Mailtext"/>
       </w:pPr>
       <w:r>
-        <w:t>Neuer Systemverantwortlicher ab 1. November</w:t>
+        <w:t xml:space="preserve">[Kunde A] Neuer Systemverantwortlicher ab 1. November</w:t>
       </w:r>
     </w:p>
     <w:p>
@@ -4596,7 +4572,7 @@
         <w:t xml:space="preserve">Absenden als: </w:t>
       </w:r>
       <w:r>
-        <w:t>Testadresse Kunde A</w:t>
+        <w:t xml:space="preserve">deine Testadresse (Kunden-ID TEST im Kundenstamm), Kunde über die Kennung im Betreff</w:t>
       </w:r>
     </w:p>
     <w:p>
@@ -4612,7 +4588,7 @@
         <w:pStyle w:val="Mailtext"/>
       </w:pPr>
       <w:r>
-        <w:t>Assistent</w:t>
+        <w:t xml:space="preserve">[Kunde A] Assistent</w:t>
       </w:r>
     </w:p>
     <w:p>
@@ -4847,7 +4823,7 @@
         <w:t xml:space="preserve">Absenden als: </w:t>
       </w:r>
       <w:r>
-        <w:t>Testadresse Kunde B</w:t>
+        <w:t xml:space="preserve">deine Testadresse (Kunden-ID TEST im Kundenstamm), Kunde über die Kennung im Betreff</w:t>
       </w:r>
     </w:p>
     <w:p>
@@ -4863,7 +4839,7 @@
         <w:pStyle w:val="Mailtext"/>
       </w:pPr>
       <w:r>
-        <w:t>Erweiterung Service-Assistent: Polnisch, Tschechisch und CRM-Anbindung</w:t>
+        <w:t xml:space="preserve">[Kunde B] Erweiterung Service-Assistent: Polnisch, Tschechisch und CRM-Anbindung</w:t>
       </w:r>
     </w:p>
     <w:p>
@@ -5112,7 +5088,7 @@
         <w:t xml:space="preserve">Absenden als: </w:t>
       </w:r>
       <w:r>
-        <w:t>Testadresse Kunde B</w:t>
+        <w:t xml:space="preserve">deine Testadresse (Kunden-ID TEST im Kundenstamm), Kunde über die Kennung im Betreff</w:t>
       </w:r>
     </w:p>
     <w:p>
@@ -5128,7 +5104,7 @@
         <w:pStyle w:val="Mailtext"/>
       </w:pPr>
       <w:r>
-        <w:t>Begrüßungstext im englischen Chat</w:t>
+        <w:t xml:space="preserve">[Kunde B] Begrüßungstext im englischen Chat</w:t>
       </w:r>
     </w:p>
     <w:p>
@@ -5427,7 +5403,7 @@
         <w:t xml:space="preserve">Absenden als: </w:t>
       </w:r>
       <w:r>
-        <w:t>Testadresse Kunde B</w:t>
+        <w:t xml:space="preserve">deine Testadresse (Kunden-ID TEST im Kundenstamm), Kunde über die Kennung im Betreff</w:t>
       </w:r>
     </w:p>
     <w:p>
@@ -5443,15 +5419,7 @@
         <w:pStyle w:val="Mailtext"/>
       </w:pPr>
       <w:r>
-        <w:t xml:space="preserve">DRINGEND: Single </w:t>
-      </w:r>
-      <w:proofErr w:type="spellStart"/>
-      <w:r>
-        <w:t>Sign</w:t>
-      </w:r>
-      <w:proofErr w:type="spellEnd"/>
-      <w:r>
-        <w:t>-on für Techniker in Asien ausgefallen</w:t>
+        <w:t xml:space="preserve">[Kunde B] DRINGEND: Single Sign-on für Techniker in Asien ausgefallen</w:t>
       </w:r>
     </w:p>
     <w:p>
@@ -5686,7 +5654,7 @@
         <w:t xml:space="preserve">Absenden als: </w:t>
       </w:r>
       <w:r>
-        <w:t>Testadresse Kunde B</w:t>
+        <w:t xml:space="preserve">deine Testadresse (Kunden-ID TEST im Kundenstamm), Kunde über die Kennung im Betreff</w:t>
       </w:r>
     </w:p>
     <w:p>
@@ -5702,7 +5670,7 @@
         <w:pStyle w:val="Mailtext"/>
       </w:pPr>
       <w:r>
-        <w:t>Umstellung Ticketsystem – Anpassung zwingend erforderlich</w:t>
+        <w:t xml:space="preserve">[Kunde B] Umstellung Ticketsystem – Anpassung zwingend erforderlich</w:t>
       </w:r>
     </w:p>
     <w:p>
@@ -5935,7 +5903,7 @@
         <w:t xml:space="preserve">Absenden als: </w:t>
       </w:r>
       <w:r>
-        <w:t>Testadresse Kunde C</w:t>
+        <w:t xml:space="preserve">deine Testadresse (Kunden-ID TEST im Kundenstamm), Kunde über die Kennung im Betreff</w:t>
       </w:r>
     </w:p>
     <w:p>
@@ -5951,7 +5919,7 @@
         <w:pStyle w:val="Mailtext"/>
       </w:pPr>
       <w:r>
-        <w:t>Neue Telefonnummer</w:t>
+        <w:t xml:space="preserve">[Kunde C] Neue Telefonnummer</w:t>
       </w:r>
     </w:p>
     <w:p>
@@ -6194,7 +6162,7 @@
         <w:t xml:space="preserve">Absenden als: </w:t>
       </w:r>
       <w:r>
-        <w:t>Testadresse Kunde C</w:t>
+        <w:t xml:space="preserve">deine Testadresse (Kunden-ID TEST im Kundenstamm), Kunde über die Kennung im Betreff</w:t>
       </w:r>
     </w:p>
     <w:p>
@@ -6210,7 +6178,7 @@
         <w:pStyle w:val="Mailtext"/>
       </w:pPr>
       <w:r>
-        <w:t>Neues Firmenlogo im Kalibrierzertifikat</w:t>
+        <w:t xml:space="preserve">[Kunde C] Neues Firmenlogo im Kalibrierzertifikat</w:t>
       </w:r>
     </w:p>
     <w:p>
@@ -6453,7 +6421,7 @@
         <w:t xml:space="preserve">Absenden als: </w:t>
       </w:r>
       <w:r>
-        <w:t>Testadresse Kunde C</w:t>
+        <w:t xml:space="preserve">deine Testadresse (Kunden-ID TEST im Kundenstamm), Kunde über die Kennung im Betreff</w:t>
       </w:r>
     </w:p>
     <w:p>
@@ -6469,7 +6437,7 @@
         <w:pStyle w:val="Mailtext"/>
       </w:pPr>
       <w:r>
-        <w:t>Frage zur ERP-Anbindung</w:t>
+        <w:t xml:space="preserve">[Kunde C] Frage zur ERP-Anbindung</w:t>
       </w:r>
     </w:p>
     <w:p>
@@ -6713,7 +6681,7 @@
         <w:t xml:space="preserve">Absenden als: </w:t>
       </w:r>
       <w:r>
-        <w:t>Testadresse Kunde C</w:t>
+        <w:t xml:space="preserve">deine Testadresse (Kunden-ID TEST im Kundenstamm), Kunde über die Kennung im Betreff</w:t>
       </w:r>
     </w:p>
     <w:p>
@@ -6970,7 +6938,7 @@
         <w:t xml:space="preserve">Absenden als: </w:t>
       </w:r>
       <w:r>
-        <w:t>Testadresse Kunde D</w:t>
+        <w:t xml:space="preserve">deine Testadresse (Kunden-ID TEST im Kundenstamm), Kunde über die Kennung im Betreff</w:t>
       </w:r>
     </w:p>
     <w:p>
@@ -7246,7 +7214,7 @@
         <w:t xml:space="preserve">Absenden als: </w:t>
       </w:r>
       <w:r>
-        <w:t>Testadresse Kunde D</w:t>
+        <w:t xml:space="preserve">deine Testadresse (Kunden-ID TEST im Kundenstamm), Kunde über die Kennung im Betreff</w:t>
       </w:r>
     </w:p>
     <w:p>
@@ -7515,7 +7483,7 @@
         <w:t xml:space="preserve">Absenden als: </w:t>
       </w:r>
       <w:r>
-        <w:t>Testadresse Kunde D</w:t>
+        <w:t xml:space="preserve">deine Testadresse (Kunden-ID TEST im Kundenstamm), Kunde über die Kennung im Betreff</w:t>
       </w:r>
     </w:p>
     <w:p>
@@ -7794,7 +7762,7 @@
         <w:t xml:space="preserve">Absenden als: </w:t>
       </w:r>
       <w:r>
-        <w:t>Testadresse Kunde D</w:t>
+        <w:t xml:space="preserve">deine Testadresse (Kunden-ID TEST im Kundenstamm), Kunde über die Kennung im Betreff</w:t>
       </w:r>
     </w:p>
     <w:p>
@@ -8050,7 +8018,7 @@
         <w:t xml:space="preserve">Absenden als: </w:t>
       </w:r>
       <w:r>
-        <w:t>Testadresse Kunde E</w:t>
+        <w:t xml:space="preserve">deine Testadresse (Kunden-ID TEST im Kundenstamm), Kunde über die Kennung im Betreff</w:t>
       </w:r>
     </w:p>
     <w:p>
@@ -8327,7 +8295,7 @@
         <w:t xml:space="preserve">Absenden als: </w:t>
       </w:r>
       <w:r>
-        <w:t>Testadresse Kunde E</w:t>
+        <w:t xml:space="preserve">deine Testadresse (Kunden-ID TEST im Kundenstamm), Kunde über die Kennung im Betreff</w:t>
       </w:r>
     </w:p>
     <w:p>
@@ -8569,7 +8537,7 @@
         <w:t xml:space="preserve">Absenden als: </w:t>
       </w:r>
       <w:r>
-        <w:t>Testadresse Kunde E</w:t>
+        <w:t xml:space="preserve">deine Testadresse (Kunden-ID TEST im Kundenstamm), Kunde über die Kennung im Betreff</w:t>
       </w:r>
     </w:p>
     <w:p>
@@ -8827,7 +8795,7 @@
         <w:t xml:space="preserve">Absenden als: </w:t>
       </w:r>
       <w:r>
-        <w:t>Testadresse Kunde E</w:t>
+        <w:t xml:space="preserve">deine Testadresse (Kunden-ID TEST im Kundenstamm), Kunde über die Kennung im Betreff</w:t>
       </w:r>
     </w:p>
     <w:p>
